--- a/stolovipopis/Stol 8.docx
+++ b/stolovipopis/Stol 8.docx
@@ -245,7 +245,7 @@
           <w:szCs w:val="32"/>
           <w:lang w:val="hr-BA"/>
         </w:rPr>
-        <w:t>Veselšić Slobodan</w:t>
+        <w:t>Veselčić Slobodan</w:t>
       </w:r>
     </w:p>
     <w:p>
